--- a/Base Application.Source/Projects/Project/JobTaskQuote.docx
+++ b/Base Application.Source/Projects/Project/JobTaskQuote.docx
@@ -1,6 +1,6 @@
 
 <file path=word/document.xml><?xml version="1.0" encoding="utf-8"?>
-<w:document xmlns:a="http://schemas.openxmlformats.org/drawingml/2006/main" xmlns:pic="http://schemas.openxmlformats.org/drawingml/2006/picture" xmlns:wpc="http://schemas.microsoft.com/office/word/2010/wordprocessingCanvas" xmlns:cx="http://schemas.microsoft.com/office/drawing/2014/chartex" xmlns:cx1="http://schemas.microsoft.com/office/drawing/2015/9/8/chartex" xmlns:cx2="http://schemas.microsoft.com/office/drawing/2015/10/21/chartex" xmlns:cx3="http://schemas.microsoft.com/office/drawing/2016/5/9/chartex" xmlns:cx4="http://schemas.microsoft.com/office/drawing/2016/5/10/chartex" xmlns:cx5="http://schemas.microsoft.com/office/drawing/2016/5/11/chartex" xmlns:cx6="http://schemas.microsoft.com/office/drawing/2016/5/12/chartex" xmlns:cx7="http://schemas.microsoft.com/office/drawing/2016/5/13/chartex" xmlns:cx8="http://schemas.microsoft.com/office/drawing/2016/5/14/chartex" xmlns:mc="http://schemas.openxmlformats.org/markup-compatibility/2006" xmlns:aink="http://schemas.microsoft.com/office/drawing/2016/ink" xmlns:am3d="http://schemas.microsoft.com/office/drawing/2017/model3d" xmlns:o="urn:schemas-microsoft-com:office:office" xmlns:oel="http://schemas.microsoft.com/office/2019/extlst" xmlns:r="http://schemas.openxmlformats.org/officeDocument/2006/relationships" xmlns:m="http://schemas.openxmlformats.org/officeDocument/2006/math" xmlns:v="urn:schemas-microsoft-com:vml" xmlns:wp14="http://schemas.microsoft.com/office/word/2010/wordprocessingDrawing" xmlns:wp="http://schemas.openxmlformats.org/drawingml/2006/wordprocessingDrawing" xmlns:w10="urn:schemas-microsoft-com:office:word" xmlns:w="http://schemas.openxmlformats.org/wordprocessingml/2006/main" xmlns:w14="http://schemas.microsoft.com/office/word/2010/wordml" xmlns:w15="http://schemas.microsoft.com/office/word/2012/wordml" xmlns:w16cex="http://schemas.microsoft.com/office/word/2018/wordml/cex" xmlns:w16cid="http://schemas.microsoft.com/office/word/2016/wordml/cid" xmlns:w16="http://schemas.microsoft.com/office/word/2018/wordml" xmlns:w16du="http://schemas.microsoft.com/office/word/2023/wordml/word16du" xmlns:w16sdtdh="http://schemas.microsoft.com/office/word/2020/wordml/sdtdatahash" xmlns:w16se="http://schemas.microsoft.com/office/word/2015/wordml/symex" xmlns:wpg="http://schemas.microsoft.com/office/word/2010/wordprocessingGroup" xmlns:wpi="http://schemas.microsoft.com/office/word/2010/wordprocessingInk" xmlns:wne="http://schemas.microsoft.com/office/word/2006/wordml" xmlns:wps="http://schemas.microsoft.com/office/word/2010/wordprocessingShape" mc:Ignorable="w14 w15 w16se w16cid w16 w16cex w16sdtdh w16du wp14">
+<w:document xmlns:a="http://schemas.openxmlformats.org/drawingml/2006/main" xmlns:pic="http://schemas.openxmlformats.org/drawingml/2006/picture" xmlns:wpc="http://schemas.microsoft.com/office/word/2010/wordprocessingCanvas" xmlns:cx="http://schemas.microsoft.com/office/drawing/2014/chartex" xmlns:cx1="http://schemas.microsoft.com/office/drawing/2015/9/8/chartex" xmlns:cx2="http://schemas.microsoft.com/office/drawing/2015/10/21/chartex" xmlns:cx3="http://schemas.microsoft.com/office/drawing/2016/5/9/chartex" xmlns:cx4="http://schemas.microsoft.com/office/drawing/2016/5/10/chartex" xmlns:cx5="http://schemas.microsoft.com/office/drawing/2016/5/11/chartex" xmlns:cx6="http://schemas.microsoft.com/office/drawing/2016/5/12/chartex" xmlns:cx7="http://schemas.microsoft.com/office/drawing/2016/5/13/chartex" xmlns:cx8="http://schemas.microsoft.com/office/drawing/2016/5/14/chartex" xmlns:mc="http://schemas.openxmlformats.org/markup-compatibility/2006" xmlns:aink="http://schemas.microsoft.com/office/drawing/2016/ink" xmlns:am3d="http://schemas.microsoft.com/office/drawing/2017/model3d" xmlns:o="urn:schemas-microsoft-com:office:office" xmlns:oel="http://schemas.microsoft.com/office/2019/extlst" xmlns:r="http://schemas.openxmlformats.org/officeDocument/2006/relationships" xmlns:m="http://schemas.openxmlformats.org/officeDocument/2006/math" xmlns:v="urn:schemas-microsoft-com:vml" xmlns:wp14="http://schemas.microsoft.com/office/word/2010/wordprocessingDrawing" xmlns:wp="http://schemas.openxmlformats.org/drawingml/2006/wordprocessingDrawing" xmlns:w10="urn:schemas-microsoft-com:office:word" xmlns:w="http://schemas.openxmlformats.org/wordprocessingml/2006/main" xmlns:w14="http://schemas.microsoft.com/office/word/2010/wordml" xmlns:w15="http://schemas.microsoft.com/office/word/2012/wordml" xmlns:w16cex="http://schemas.microsoft.com/office/word/2018/wordml/cex" xmlns:w16cid="http://schemas.microsoft.com/office/word/2016/wordml/cid" xmlns:w16="http://schemas.microsoft.com/office/word/2018/wordml" xmlns:w16du="http://schemas.microsoft.com/office/word/2023/wordml/word16du" xmlns:w16sdtdh="http://schemas.microsoft.com/office/word/2020/wordml/sdtdatahash" xmlns:w16sdtfl="http://schemas.microsoft.com/office/word/2024/wordml/sdtformatlock" xmlns:w16se="http://schemas.microsoft.com/office/word/2015/wordml/symex" xmlns:wpg="http://schemas.microsoft.com/office/word/2010/wordprocessingGroup" xmlns:wpi="http://schemas.microsoft.com/office/word/2010/wordprocessingInk" xmlns:wne="http://schemas.microsoft.com/office/word/2006/wordml" xmlns:wps="http://schemas.microsoft.com/office/word/2010/wordprocessingShape" mc:Ignorable="w14 w15 w16se w16cid w16 w16cex w16sdtdh w16sdtfl w16du wp14">
   <w:body>
     <w:sdt>
       <w:sdtPr>
@@ -629,7 +629,11 @@
         </w:sdt>
       </w:tr>
     </w:tbl>
-    <w:p/>
+    <w:p>
+      <w:pPr>
+        <w:ind w:right="188"/>
+      </w:pPr>
+    </w:p>
     <w:tbl>
       <w:tblPr>
         <w:tblStyle w:val="TableGrid"/>
@@ -843,7 +847,7 @@
     <w:tbl>
       <w:tblPr>
         <w:tblStyle w:val="TableGrid"/>
-        <w:tblW w:w="0" w:type="auto"/>
+        <w:tblW w:w="9625" w:type="dxa"/>
         <w:tblBorders>
           <w:top w:val="none" w:color="auto" w:sz="0" w:space="0"/>
           <w:left w:val="none" w:color="auto" w:sz="0" w:space="0"/>
@@ -856,15 +860,20 @@
         <w:tblLook w:val="04A0" w:firstRow="1" w:lastRow="0" w:firstColumn="1" w:lastColumn="0" w:noHBand="0" w:noVBand="1"/>
       </w:tblPr>
       <w:tblGrid>
-        <w:gridCol w:w="1290"/>
-        <w:gridCol w:w="3030"/>
-        <w:gridCol w:w="1260"/>
-        <w:gridCol w:w="810"/>
+        <w:gridCol w:w="1023"/>
+        <w:gridCol w:w="1672"/>
+        <w:gridCol w:w="1080"/>
+        <w:gridCol w:w="1080"/>
+        <w:gridCol w:w="905"/>
         <w:gridCol w:w="900"/>
-        <w:gridCol w:w="1080"/>
-        <w:gridCol w:w="1268"/>
+        <w:gridCol w:w="990"/>
+        <w:gridCol w:w="990"/>
+        <w:gridCol w:w="985"/>
       </w:tblGrid>
       <w:tr>
+        <w:trPr>
+          <w:trHeight w:val="407"/>
+        </w:trPr>
         <w:sdt>
           <w:sdtPr>
             <w:rPr>
@@ -878,7 +887,7 @@
             <w:tag w:val="#Nav: Job_Task_Quote/1017"/>
             <w:id w:val="-481852241"/>
             <w:placeholder>
-              <w:docPart w:val="DefaultPlaceholder_-1854013440"/>
+              <w:docPart w:val="C4394D8E8E2A44AE9E40C9759AFC7AEB"/>
             </w:placeholder>
             <w:dataBinding w:prefixMappings="xmlns:ns0='urn:microsoft-dynamics-nav/reports/Job_Task_Quote/1017/'" w:xpath="/ns0:NavWordReportXmlPart[1]/ns0:Job_Task[1]/ns0:JobTaskNoCapt[1]" w:storeItemID="{1ED13A7C-9FCA-4AEC-BEFF-7225676F0953}"/>
             <w:text/>
@@ -886,7 +895,7 @@
           <w:sdtContent>
             <w:tc>
               <w:tcPr>
-                <w:tcW w:w="1290" w:type="dxa"/>
+                <w:tcW w:w="1023" w:type="dxa"/>
               </w:tcPr>
               <w:p>
                 <w:pPr>
@@ -927,7 +936,7 @@
             <w:tag w:val="#Nav: Job_Task_Quote/1017"/>
             <w:id w:val="-953860202"/>
             <w:placeholder>
-              <w:docPart w:val="DefaultPlaceholder_-1854013440"/>
+              <w:docPart w:val="C4394D8E8E2A44AE9E40C9759AFC7AEB"/>
             </w:placeholder>
             <w:dataBinding w:prefixMappings="xmlns:ns0='urn:microsoft-dynamics-nav/reports/Job_Task_Quote/1017/'" w:xpath="/ns0:NavWordReportXmlPart[1]/ns0:Job_Task[1]/ns0:DescriptionCaption[1]" w:storeItemID="{1ED13A7C-9FCA-4AEC-BEFF-7225676F0953}"/>
             <w:text/>
@@ -935,7 +944,7 @@
           <w:sdtContent>
             <w:tc>
               <w:tcPr>
-                <w:tcW w:w="3030" w:type="dxa"/>
+                <w:tcW w:w="1672" w:type="dxa"/>
               </w:tcPr>
               <w:p>
                 <w:pPr>
@@ -976,7 +985,7 @@
             <w:tag w:val="#Nav: Job_Task_Quote/1017"/>
             <w:id w:val="-1384163641"/>
             <w:placeholder>
-              <w:docPart w:val="DefaultPlaceholder_-1854013440"/>
+              <w:docPart w:val="C4394D8E8E2A44AE9E40C9759AFC7AEB"/>
             </w:placeholder>
             <w:dataBinding w:prefixMappings="xmlns:ns0='urn:microsoft-dynamics-nav/reports/Job_Task_Quote/1017/'" w:xpath="/ns0:NavWordReportXmlPart[1]/ns0:Job_Task[1]/ns0:JobTaskTypeCaption[1]" w:storeItemID="{1ED13A7C-9FCA-4AEC-BEFF-7225676F0953}"/>
             <w:text/>
@@ -984,7 +993,7 @@
           <w:sdtContent>
             <w:tc>
               <w:tcPr>
-                <w:tcW w:w="1260" w:type="dxa"/>
+                <w:tcW w:w="1080" w:type="dxa"/>
               </w:tcPr>
               <w:p>
                 <w:pPr>
@@ -1025,7 +1034,7 @@
             <w:tag w:val="#Nav: Job_Task_Quote/1017"/>
             <w:id w:val="-1669403890"/>
             <w:placeholder>
-              <w:docPart w:val="DefaultPlaceholder_-1854013440"/>
+              <w:docPart w:val="C4394D8E8E2A44AE9E40C9759AFC7AEB"/>
             </w:placeholder>
             <w:dataBinding w:prefixMappings="xmlns:ns0='urn:microsoft-dynamics-nav/reports/Job_Task_Quote/1017/'" w:xpath="/ns0:NavWordReportXmlPart[1]/ns0:Job_Task[1]/ns0:NoCaption[1]" w:storeItemID="{1ED13A7C-9FCA-4AEC-BEFF-7225676F0953}"/>
             <w:text/>
@@ -1033,7 +1042,7 @@
           <w:sdtContent>
             <w:tc>
               <w:tcPr>
-                <w:tcW w:w="810" w:type="dxa"/>
+                <w:tcW w:w="1080" w:type="dxa"/>
               </w:tcPr>
               <w:p>
                 <w:pPr>
@@ -1074,7 +1083,7 @@
             <w:tag w:val="#Nav: Job_Task_Quote/1017"/>
             <w:id w:val="-2147119923"/>
             <w:placeholder>
-              <w:docPart w:val="DefaultPlaceholder_-1854013440"/>
+              <w:docPart w:val="C4394D8E8E2A44AE9E40C9759AFC7AEB"/>
             </w:placeholder>
             <w:dataBinding w:prefixMappings="xmlns:ns0='urn:microsoft-dynamics-nav/reports/Job_Task_Quote/1017/'" w:xpath="/ns0:NavWordReportXmlPart[1]/ns0:Job_Task[1]/ns0:QuantityCaption[1]" w:storeItemID="{1ED13A7C-9FCA-4AEC-BEFF-7225676F0953}"/>
             <w:text/>
@@ -1082,7 +1091,7 @@
           <w:sdtContent>
             <w:tc>
               <w:tcPr>
-                <w:tcW w:w="900" w:type="dxa"/>
+                <w:tcW w:w="905" w:type="dxa"/>
               </w:tcPr>
               <w:p>
                 <w:pPr>
@@ -1123,7 +1132,7 @@
             <w:tag w:val="#Nav: Job_Task_Quote/1017"/>
             <w:id w:val="1027224614"/>
             <w:placeholder>
-              <w:docPart w:val="DefaultPlaceholder_-1854013440"/>
+              <w:docPart w:val="C4394D8E8E2A44AE9E40C9759AFC7AEB"/>
             </w:placeholder>
             <w:dataBinding w:prefixMappings="xmlns:ns0='urn:microsoft-dynamics-nav/reports/Job_Task_Quote/1017/'" w:xpath="/ns0:NavWordReportXmlPart[1]/ns0:Job_Task[1]/ns0:UnitPriceCaption[1]" w:storeItemID="{1ED13A7C-9FCA-4AEC-BEFF-7225676F0953}"/>
             <w:text/>
@@ -1131,10 +1140,11 @@
           <w:sdtContent>
             <w:tc>
               <w:tcPr>
-                <w:tcW w:w="1080" w:type="dxa"/>
+                <w:tcW w:w="900" w:type="dxa"/>
               </w:tcPr>
               <w:p>
                 <w:pPr>
+                  <w:jc w:val="right"/>
                   <w:rPr>
                     <w:rFonts w:ascii="Segoe UI" w:hAnsi="Segoe UI" w:cs="Segoe UI"/>
                     <w:b/>
@@ -1153,6 +1163,106 @@
                     <w:szCs w:val="16"/>
                   </w:rPr>
                   <w:t>UnitPriceCaption</w:t>
+                </w:r>
+                <w:proofErr w:type="spellEnd"/>
+              </w:p>
+            </w:tc>
+          </w:sdtContent>
+        </w:sdt>
+        <w:sdt>
+          <w:sdtPr>
+            <w:rPr>
+              <w:rFonts w:ascii="Segoe UI" w:hAnsi="Segoe UI" w:cs="Segoe UI"/>
+              <w:b/>
+              <w:bCs/>
+              <w:sz w:val="16"/>
+              <w:szCs w:val="16"/>
+            </w:rPr>
+            <w:id w:val="-1767532915"/>
+            <w:placeholder>
+              <w:docPart w:val="DefaultPlaceholder_-1854013440"/>
+            </w:placeholder>
+            <w:dataBinding w:prefixMappings="xmlns:ns0='urn:microsoft-dynamics-nav/reports/Job_Task_Quote/1017/' " w:xpath="/ns0:NavWordReportXmlPart[1]/ns0:Job_Task[1]/ns0:LineDiscountPctCaption[1]" w:storeItemID="{1ED13A7C-9FCA-4AEC-BEFF-7225676F0953}"/>
+            <w:text/>
+            <w:alias w:val="#Nav: /Job_Task/LineDiscountPctCaption"/>
+            <w:tag w:val="#Nav: Job_Task_Quote/1017"/>
+          </w:sdtPr>
+          <w:sdtContent>
+            <w:tc>
+              <w:tcPr>
+                <w:tcW w:w="990" w:type="dxa"/>
+              </w:tcPr>
+              <w:p>
+                <w:pPr>
+                  <w:jc w:val="right"/>
+                  <w:rPr>
+                    <w:rFonts w:ascii="Segoe UI" w:hAnsi="Segoe UI" w:cs="Segoe UI"/>
+                    <w:b/>
+                    <w:bCs/>
+                    <w:sz w:val="16"/>
+                    <w:szCs w:val="16"/>
+                  </w:rPr>
+                </w:pPr>
+                <w:proofErr w:type="spellStart"/>
+                <w:r>
+                  <w:rPr>
+                    <w:rFonts w:ascii="Segoe UI" w:hAnsi="Segoe UI" w:cs="Segoe UI"/>
+                    <w:b/>
+                    <w:bCs/>
+                    <w:sz w:val="16"/>
+                    <w:szCs w:val="16"/>
+                  </w:rPr>
+                  <w:t>LineDiscountPctCaption</w:t>
+                </w:r>
+                <w:proofErr w:type="spellEnd"/>
+              </w:p>
+            </w:tc>
+          </w:sdtContent>
+        </w:sdt>
+        <w:sdt>
+          <w:sdtPr>
+            <w:rPr>
+              <w:rFonts w:ascii="Segoe UI" w:hAnsi="Segoe UI" w:cs="Segoe UI"/>
+              <w:b/>
+              <w:bCs/>
+              <w:sz w:val="16"/>
+              <w:szCs w:val="16"/>
+            </w:rPr>
+            <w:id w:val="7341425"/>
+            <w:placeholder>
+              <w:docPart w:val="DefaultPlaceholder_-1854013440"/>
+            </w:placeholder>
+            <w:dataBinding w:prefixMappings="xmlns:ns0='urn:microsoft-dynamics-nav/reports/Job_Task_Quote/1017/' " w:xpath="/ns0:NavWordReportXmlPart[1]/ns0:Job_Task[1]/ns0:LineDiscountAmountCaption[1]" w:storeItemID="{1ED13A7C-9FCA-4AEC-BEFF-7225676F0953}"/>
+            <w:text/>
+            <w:alias w:val="#Nav: /Job_Task/LineDiscountAmountCaption"/>
+            <w:tag w:val="#Nav: Job_Task_Quote/1017"/>
+          </w:sdtPr>
+          <w:sdtContent>
+            <w:tc>
+              <w:tcPr>
+                <w:tcW w:w="990" w:type="dxa"/>
+              </w:tcPr>
+              <w:p>
+                <w:pPr>
+                  <w:jc w:val="right"/>
+                  <w:rPr>
+                    <w:rFonts w:ascii="Segoe UI" w:hAnsi="Segoe UI" w:cs="Segoe UI"/>
+                    <w:b/>
+                    <w:bCs/>
+                    <w:sz w:val="16"/>
+                    <w:szCs w:val="16"/>
+                  </w:rPr>
+                </w:pPr>
+                <w:proofErr w:type="spellStart"/>
+                <w:r>
+                  <w:rPr>
+                    <w:rFonts w:ascii="Segoe UI" w:hAnsi="Segoe UI" w:cs="Segoe UI"/>
+                    <w:b/>
+                    <w:bCs/>
+                    <w:sz w:val="16"/>
+                    <w:szCs w:val="16"/>
+                  </w:rPr>
+                  <w:t>LineDiscountAmountCaption</w:t>
                 </w:r>
                 <w:proofErr w:type="spellEnd"/>
               </w:p>
@@ -1172,7 +1282,7 @@
             <w:tag w:val="#Nav: Job_Task_Quote/1017"/>
             <w:id w:val="1381674516"/>
             <w:placeholder>
-              <w:docPart w:val="DefaultPlaceholder_-1854013440"/>
+              <w:docPart w:val="C4394D8E8E2A44AE9E40C9759AFC7AEB"/>
             </w:placeholder>
             <w:dataBinding w:prefixMappings="xmlns:ns0='urn:microsoft-dynamics-nav/reports/Job_Task_Quote/1017/'" w:xpath="/ns0:NavWordReportXmlPart[1]/ns0:Job_Task[1]/ns0:TotalPriceCaption[1]" w:storeItemID="{1ED13A7C-9FCA-4AEC-BEFF-7225676F0953}"/>
             <w:text/>
@@ -1180,10 +1290,11 @@
           <w:sdtContent>
             <w:tc>
               <w:tcPr>
-                <w:tcW w:w="1268" w:type="dxa"/>
+                <w:tcW w:w="985" w:type="dxa"/>
               </w:tcPr>
               <w:p>
                 <w:pPr>
+                  <w:jc w:val="right"/>
                   <w:rPr>
                     <w:rFonts w:ascii="Segoe UI" w:hAnsi="Segoe UI" w:cs="Segoe UI"/>
                     <w:b/>
@@ -1219,7 +1330,7 @@
           <w:alias w:val="#Nav: /Job_Task/Job_Planning_Line"/>
           <w:tag w:val="#Nav: Job_Task_Quote/1017"/>
           <w:id w:val="-1694839707"/>
-          <w15:dataBinding w:prefixMappings="xmlns:ns0='urn:microsoft-dynamics-nav/reports/Job_Task_Quote/1017/'" w:xpath="/ns0:NavWordReportXmlPart[1]/ns0:Job_Task[1]/ns0:Job_Planning_Line" w:storeItemID="{1ED13A7C-9FCA-4AEC-BEFF-7225676F0953}"/>
+          <w15:dataBinding w:prefixMappings="xmlns:ns0='urn:microsoft-dynamics-nav/reports/Job_Task_Quote/1017/' " w:xpath="/ns0:NavWordReportXmlPart[1]/ns0:Job_Task[1]/ns0:Job_Planning_Line" w:storeItemID="{1ED13A7C-9FCA-4AEC-BEFF-7225676F0953}"/>
           <w15:repeatingSection/>
         </w:sdtPr>
         <w:sdtContent>
@@ -1232,12 +1343,15 @@
               </w:rPr>
               <w:id w:val="228121159"/>
               <w:placeholder>
-                <w:docPart w:val="DefaultPlaceholder_-1854013435"/>
+                <w:docPart w:val="4AF1203B943C4C89AC3392D9FB8E15AA"/>
               </w:placeholder>
               <w15:repeatingSectionItem/>
             </w:sdtPr>
             <w:sdtContent>
               <w:tr>
+                <w:trPr>
+                  <w:trHeight w:val="407"/>
+                </w:trPr>
                 <w:sdt>
                   <w:sdtPr>
                     <w:rPr>
@@ -1249,16 +1363,15 @@
                     <w:tag w:val="#Nav: Job_Task_Quote/1017"/>
                     <w:id w:val="1519348100"/>
                     <w:placeholder>
-                      <w:docPart w:val="DefaultPlaceholder_-1854013440"/>
+                      <w:docPart w:val="C4394D8E8E2A44AE9E40C9759AFC7AEB"/>
                     </w:placeholder>
                     <w:dataBinding w:prefixMappings="xmlns:ns0='urn:microsoft-dynamics-nav/reports/Job_Task_Quote/1017/'" w:xpath="/ns0:NavWordReportXmlPart[1]/ns0:Job_Task[1]/ns0:Job_Planning_Line[1]/ns0:JobPlanningLine_JobTaskNo[1]" w:storeItemID="{1ED13A7C-9FCA-4AEC-BEFF-7225676F0953}"/>
                     <w:text/>
                   </w:sdtPr>
-                  <w:sdtEndPr/>
                   <w:sdtContent>
                     <w:tc>
                       <w:tcPr>
-                        <w:tcW w:w="1290" w:type="dxa"/>
+                        <w:tcW w:w="1023" w:type="dxa"/>
                       </w:tcPr>
                       <w:p>
                         <w:pPr>
@@ -1293,7 +1406,7 @@
                     <w:tag w:val="#Nav: Job_Task_Quote/1017"/>
                     <w:id w:val="494227729"/>
                     <w:placeholder>
-                      <w:docPart w:val="DefaultPlaceholder_-1854013440"/>
+                      <w:docPart w:val="C4394D8E8E2A44AE9E40C9759AFC7AEB"/>
                     </w:placeholder>
                     <w:dataBinding w:prefixMappings="xmlns:ns0='urn:microsoft-dynamics-nav/reports/Job_Task_Quote/1017/'" w:xpath="/ns0:NavWordReportXmlPart[1]/ns0:Job_Task[1]/ns0:Job_Planning_Line[1]/ns0:Indentation_JobTask[1]" w:storeItemID="{1ED13A7C-9FCA-4AEC-BEFF-7225676F0953}"/>
                     <w:text/>
@@ -1301,7 +1414,7 @@
                   <w:sdtContent>
                     <w:tc>
                       <w:tcPr>
-                        <w:tcW w:w="3030" w:type="dxa"/>
+                        <w:tcW w:w="1672" w:type="dxa"/>
                       </w:tcPr>
                       <w:p>
                         <w:pPr>
@@ -1336,7 +1449,7 @@
                     <w:tag w:val="#Nav: Job_Task_Quote/1017"/>
                     <w:id w:val="-464591156"/>
                     <w:placeholder>
-                      <w:docPart w:val="DefaultPlaceholder_-1854013440"/>
+                      <w:docPart w:val="C4394D8E8E2A44AE9E40C9759AFC7AEB"/>
                     </w:placeholder>
                     <w:dataBinding w:prefixMappings="xmlns:ns0='urn:microsoft-dynamics-nav/reports/Job_Task_Quote/1017/'" w:xpath="/ns0:NavWordReportXmlPart[1]/ns0:Job_Task[1]/ns0:Job_Planning_Line[1]/ns0:Type[1]" w:storeItemID="{1ED13A7C-9FCA-4AEC-BEFF-7225676F0953}"/>
                     <w:text/>
@@ -1344,7 +1457,7 @@
                   <w:sdtContent>
                     <w:tc>
                       <w:tcPr>
-                        <w:tcW w:w="1260" w:type="dxa"/>
+                        <w:tcW w:w="1080" w:type="dxa"/>
                       </w:tcPr>
                       <w:p>
                         <w:pPr>
@@ -1377,7 +1490,7 @@
                     <w:tag w:val="#Nav: Job_Task_Quote/1017"/>
                     <w:id w:val="-1626454812"/>
                     <w:placeholder>
-                      <w:docPart w:val="DefaultPlaceholder_-1854013440"/>
+                      <w:docPart w:val="C4394D8E8E2A44AE9E40C9759AFC7AEB"/>
                     </w:placeholder>
                     <w:dataBinding w:prefixMappings="xmlns:ns0='urn:microsoft-dynamics-nav/reports/Job_Task_Quote/1017/'" w:xpath="/ns0:NavWordReportXmlPart[1]/ns0:Job_Task[1]/ns0:Job_Planning_Line[1]/ns0:Number[1]" w:storeItemID="{1ED13A7C-9FCA-4AEC-BEFF-7225676F0953}"/>
                     <w:text/>
@@ -1385,7 +1498,7 @@
                   <w:sdtContent>
                     <w:tc>
                       <w:tcPr>
-                        <w:tcW w:w="810" w:type="dxa"/>
+                        <w:tcW w:w="1080" w:type="dxa"/>
                       </w:tcPr>
                       <w:p>
                         <w:pPr>
@@ -1418,7 +1531,7 @@
                     <w:tag w:val="#Nav: Job_Task_Quote/1017"/>
                     <w:id w:val="-2029628861"/>
                     <w:placeholder>
-                      <w:docPart w:val="DefaultPlaceholder_-1854013440"/>
+                      <w:docPart w:val="C4394D8E8E2A44AE9E40C9759AFC7AEB"/>
                     </w:placeholder>
                     <w:dataBinding w:prefixMappings="xmlns:ns0='urn:microsoft-dynamics-nav/reports/Job_Task_Quote/1017/'" w:xpath="/ns0:NavWordReportXmlPart[1]/ns0:Job_Task[1]/ns0:Job_Planning_Line[1]/ns0:Quantity[1]" w:storeItemID="{1ED13A7C-9FCA-4AEC-BEFF-7225676F0953}"/>
                     <w:text/>
@@ -1426,7 +1539,7 @@
                   <w:sdtContent>
                     <w:tc>
                       <w:tcPr>
-                        <w:tcW w:w="900" w:type="dxa"/>
+                        <w:tcW w:w="905" w:type="dxa"/>
                       </w:tcPr>
                       <w:p>
                         <w:pPr>
@@ -1460,7 +1573,7 @@
                     <w:tag w:val="#Nav: Job_Task_Quote/1017"/>
                     <w:id w:val="375437757"/>
                     <w:placeholder>
-                      <w:docPart w:val="DefaultPlaceholder_-1854013440"/>
+                      <w:docPart w:val="C4394D8E8E2A44AE9E40C9759AFC7AEB"/>
                     </w:placeholder>
                     <w:dataBinding w:prefixMappings="xmlns:ns0='urn:microsoft-dynamics-nav/reports/Job_Task_Quote/1017/'" w:xpath="/ns0:NavWordReportXmlPart[1]/ns0:Job_Task[1]/ns0:Job_Planning_Line[1]/ns0:UnitPriceLCY[1]" w:storeItemID="{1ED13A7C-9FCA-4AEC-BEFF-7225676F0953}"/>
                     <w:text/>
@@ -1468,7 +1581,7 @@
                   <w:sdtContent>
                     <w:tc>
                       <w:tcPr>
-                        <w:tcW w:w="1080" w:type="dxa"/>
+                        <w:tcW w:w="900" w:type="dxa"/>
                       </w:tcPr>
                       <w:p>
                         <w:pPr>
@@ -1500,11 +1613,99 @@
                       <w:sz w:val="16"/>
                       <w:szCs w:val="16"/>
                     </w:rPr>
+                    <w:id w:val="-337858422"/>
+                    <w:placeholder>
+                      <w:docPart w:val="DefaultPlaceholder_-1854013440"/>
+                    </w:placeholder>
+                    <w:dataBinding w:prefixMappings="xmlns:ns0='urn:microsoft-dynamics-nav/reports/Job_Task_Quote/1017/' " w:xpath="/ns0:NavWordReportXmlPart[1]/ns0:Job_Task[1]/ns0:Job_Planning_Line[1]/ns0:LineDiscountPct[1]" w:storeItemID="{1ED13A7C-9FCA-4AEC-BEFF-7225676F0953}"/>
+                    <w:text/>
+                    <w:alias w:val="#Nav: /Job_Task/Job_Planning_Line/LineDiscountPct"/>
+                    <w:tag w:val="#Nav: Job_Task_Quote/1017"/>
+                  </w:sdtPr>
+                  <w:sdtContent>
+                    <w:tc>
+                      <w:tcPr>
+                        <w:tcW w:w="990" w:type="dxa"/>
+                      </w:tcPr>
+                      <w:p>
+                        <w:pPr>
+                          <w:jc w:val="right"/>
+                          <w:rPr>
+                            <w:rFonts w:ascii="Segoe UI" w:hAnsi="Segoe UI" w:cs="Segoe UI"/>
+                            <w:sz w:val="16"/>
+                            <w:szCs w:val="16"/>
+                          </w:rPr>
+                        </w:pPr>
+                        <w:proofErr w:type="spellStart"/>
+                        <w:r>
+                          <w:rPr>
+                            <w:rFonts w:ascii="Segoe UI" w:hAnsi="Segoe UI" w:cs="Segoe UI"/>
+                            <w:sz w:val="16"/>
+                            <w:szCs w:val="16"/>
+                          </w:rPr>
+                          <w:t>LineDiscountPct</w:t>
+                        </w:r>
+                        <w:proofErr w:type="spellEnd"/>
+                      </w:p>
+                    </w:tc>
+                  </w:sdtContent>
+                </w:sdt>
+                <w:sdt>
+                  <w:sdtPr>
+                    <w:rPr>
+                      <w:rFonts w:ascii="Segoe UI" w:hAnsi="Segoe UI" w:cs="Segoe UI"/>
+                      <w:sz w:val="16"/>
+                      <w:szCs w:val="16"/>
+                    </w:rPr>
+                    <w:id w:val="426395290"/>
+                    <w:placeholder>
+                      <w:docPart w:val="DefaultPlaceholder_-1854013440"/>
+                    </w:placeholder>
+                    <w:dataBinding w:prefixMappings="xmlns:ns0='urn:microsoft-dynamics-nav/reports/Job_Task_Quote/1017/' " w:xpath="/ns0:NavWordReportXmlPart[1]/ns0:Job_Task[1]/ns0:Job_Planning_Line[1]/ns0:LineDiscountAmount[1]" w:storeItemID="{1ED13A7C-9FCA-4AEC-BEFF-7225676F0953}"/>
+                    <w:text/>
+                    <w:alias w:val="#Nav: /Job_Task/Job_Planning_Line/LineDiscountAmount"/>
+                    <w:tag w:val="#Nav: Job_Task_Quote/1017"/>
+                  </w:sdtPr>
+                  <w:sdtContent>
+                    <w:tc>
+                      <w:tcPr>
+                        <w:tcW w:w="990" w:type="dxa"/>
+                      </w:tcPr>
+                      <w:p>
+                        <w:pPr>
+                          <w:jc w:val="right"/>
+                          <w:rPr>
+                            <w:rFonts w:ascii="Segoe UI" w:hAnsi="Segoe UI" w:cs="Segoe UI"/>
+                            <w:sz w:val="16"/>
+                            <w:szCs w:val="16"/>
+                          </w:rPr>
+                        </w:pPr>
+                        <w:proofErr w:type="spellStart"/>
+                        <w:r>
+                          <w:rPr>
+                            <w:rFonts w:ascii="Segoe UI" w:hAnsi="Segoe UI" w:cs="Segoe UI"/>
+                            <w:sz w:val="16"/>
+                            <w:szCs w:val="16"/>
+                          </w:rPr>
+                          <w:t>LineDiscountAmount</w:t>
+                        </w:r>
+                        <w:proofErr w:type="spellEnd"/>
+                      </w:p>
+                    </w:tc>
+                  </w:sdtContent>
+                </w:sdt>
+                <w:sdt>
+                  <w:sdtPr>
+                    <w:rPr>
+                      <w:rFonts w:ascii="Segoe UI" w:hAnsi="Segoe UI" w:cs="Segoe UI"/>
+                      <w:sz w:val="16"/>
+                      <w:szCs w:val="16"/>
+                    </w:rPr>
                     <w:alias w:val="#Nav: /Job_Task/Job_Planning_Line/TotalPriceLCY"/>
                     <w:tag w:val="#Nav: Job_Task_Quote/1017"/>
                     <w:id w:val="466470492"/>
                     <w:placeholder>
-                      <w:docPart w:val="DefaultPlaceholder_-1854013440"/>
+                      <w:docPart w:val="C4394D8E8E2A44AE9E40C9759AFC7AEB"/>
                     </w:placeholder>
                     <w:dataBinding w:prefixMappings="xmlns:ns0='urn:microsoft-dynamics-nav/reports/Job_Task_Quote/1017/'" w:xpath="/ns0:NavWordReportXmlPart[1]/ns0:Job_Task[1]/ns0:Job_Planning_Line[1]/ns0:TotalPriceLCY[1]" w:storeItemID="{1ED13A7C-9FCA-4AEC-BEFF-7225676F0953}"/>
                     <w:text/>
@@ -1512,7 +1713,7 @@
                   <w:sdtContent>
                     <w:tc>
                       <w:tcPr>
-                        <w:tcW w:w="1268" w:type="dxa"/>
+                        <w:tcW w:w="985" w:type="dxa"/>
                       </w:tcPr>
                       <w:p>
                         <w:pPr>
@@ -1543,27 +1744,36 @@
         </w:sdtContent>
       </w:sdt>
       <w:tr>
+        <w:trPr>
+          <w:trHeight w:val="277"/>
+        </w:trPr>
         <w:tc>
           <w:tcPr>
-            <w:tcW w:w="1290" w:type="dxa"/>
+            <w:tcW w:w="1023" w:type="dxa"/>
           </w:tcPr>
           <w:p/>
         </w:tc>
         <w:tc>
           <w:tcPr>
-            <w:tcW w:w="3030" w:type="dxa"/>
+            <w:tcW w:w="1672" w:type="dxa"/>
           </w:tcPr>
           <w:p/>
         </w:tc>
         <w:tc>
           <w:tcPr>
-            <w:tcW w:w="1260" w:type="dxa"/>
+            <w:tcW w:w="1080" w:type="dxa"/>
           </w:tcPr>
           <w:p/>
         </w:tc>
         <w:tc>
           <w:tcPr>
-            <w:tcW w:w="810" w:type="dxa"/>
+            <w:tcW w:w="1080" w:type="dxa"/>
+          </w:tcPr>
+          <w:p/>
+        </w:tc>
+        <w:tc>
+          <w:tcPr>
+            <w:tcW w:w="905" w:type="dxa"/>
           </w:tcPr>
           <w:p/>
         </w:tc>
@@ -1575,9 +1785,37 @@
         </w:tc>
         <w:tc>
           <w:tcPr>
-            <w:tcW w:w="1080" w:type="dxa"/>
+            <w:tcW w:w="990" w:type="dxa"/>
           </w:tcPr>
-          <w:p/>
+          <w:p>
+            <w:pPr>
+              <w:jc w:val="right"/>
+              <w:rPr>
+                <w:rFonts w:ascii="Segoe UI" w:hAnsi="Segoe UI" w:cs="Segoe UI"/>
+                <w:b/>
+                <w:bCs/>
+                <w:sz w:val="16"/>
+                <w:szCs w:val="16"/>
+              </w:rPr>
+            </w:pPr>
+          </w:p>
+        </w:tc>
+        <w:tc>
+          <w:tcPr>
+            <w:tcW w:w="990" w:type="dxa"/>
+          </w:tcPr>
+          <w:p>
+            <w:pPr>
+              <w:jc w:val="right"/>
+              <w:rPr>
+                <w:rFonts w:ascii="Segoe UI" w:hAnsi="Segoe UI" w:cs="Segoe UI"/>
+                <w:b/>
+                <w:bCs/>
+                <w:sz w:val="16"/>
+                <w:szCs w:val="16"/>
+              </w:rPr>
+            </w:pPr>
+          </w:p>
         </w:tc>
         <w:sdt>
           <w:sdtPr>
@@ -1592,7 +1830,7 @@
             <w:tag w:val="#Nav: Job_Task_Quote/1017"/>
             <w:id w:val="1351068271"/>
             <w:placeholder>
-              <w:docPart w:val="DefaultPlaceholder_-1854013440"/>
+              <w:docPart w:val="C4394D8E8E2A44AE9E40C9759AFC7AEB"/>
             </w:placeholder>
             <w:dataBinding w:prefixMappings="xmlns:ns0='urn:microsoft-dynamics-nav/reports/Job_Task_Quote/1017/'" w:xpath="/ns0:NavWordReportXmlPart[1]/ns0:Job_Task[1]/ns0:Totals[1]/ns0:JobTotalValue[1]" w:storeItemID="{1ED13A7C-9FCA-4AEC-BEFF-7225676F0953}"/>
             <w:text/>
@@ -1600,7 +1838,7 @@
           <w:sdtContent>
             <w:tc>
               <w:tcPr>
-                <w:tcW w:w="1268" w:type="dxa"/>
+                <w:tcW w:w="985" w:type="dxa"/>
               </w:tcPr>
               <w:p>
                 <w:pPr>
@@ -1637,7 +1875,7 @@
 </file>
 
 <file path=word/endnotes.xml><?xml version="1.0" encoding="utf-8"?>
-<w:endnotes xmlns:wpc="http://schemas.microsoft.com/office/word/2010/wordprocessingCanvas" xmlns:cx="http://schemas.microsoft.com/office/drawing/2014/chartex" xmlns:cx1="http://schemas.microsoft.com/office/drawing/2015/9/8/chartex" xmlns:cx2="http://schemas.microsoft.com/office/drawing/2015/10/21/chartex" xmlns:cx3="http://schemas.microsoft.com/office/drawing/2016/5/9/chartex" xmlns:cx4="http://schemas.microsoft.com/office/drawing/2016/5/10/chartex" xmlns:cx5="http://schemas.microsoft.com/office/drawing/2016/5/11/chartex" xmlns:cx6="http://schemas.microsoft.com/office/drawing/2016/5/12/chartex" xmlns:cx7="http://schemas.microsoft.com/office/drawing/2016/5/13/chartex" xmlns:cx8="http://schemas.microsoft.com/office/drawing/2016/5/14/chartex" xmlns:mc="http://schemas.openxmlformats.org/markup-compatibility/2006" xmlns:aink="http://schemas.microsoft.com/office/drawing/2016/ink" xmlns:am3d="http://schemas.microsoft.com/office/drawing/2017/model3d" xmlns:o="urn:schemas-microsoft-com:office:office" xmlns:oel="http://schemas.microsoft.com/office/2019/extlst" xmlns:r="http://schemas.openxmlformats.org/officeDocument/2006/relationships" xmlns:m="http://schemas.openxmlformats.org/officeDocument/2006/math" xmlns:v="urn:schemas-microsoft-com:vml" xmlns:wp14="http://schemas.microsoft.com/office/word/2010/wordprocessingDrawing" xmlns:wp="http://schemas.openxmlformats.org/drawingml/2006/wordprocessingDrawing" xmlns:w10="urn:schemas-microsoft-com:office:word" xmlns:w="http://schemas.openxmlformats.org/wordprocessingml/2006/main" xmlns:w14="http://schemas.microsoft.com/office/word/2010/wordml" xmlns:w15="http://schemas.microsoft.com/office/word/2012/wordml" xmlns:w16cex="http://schemas.microsoft.com/office/word/2018/wordml/cex" xmlns:w16cid="http://schemas.microsoft.com/office/word/2016/wordml/cid" xmlns:w16="http://schemas.microsoft.com/office/word/2018/wordml" xmlns:w16du="http://schemas.microsoft.com/office/word/2023/wordml/word16du" xmlns:w16sdtdh="http://schemas.microsoft.com/office/word/2020/wordml/sdtdatahash" xmlns:w16se="http://schemas.microsoft.com/office/word/2015/wordml/symex" xmlns:wpg="http://schemas.microsoft.com/office/word/2010/wordprocessingGroup" xmlns:wpi="http://schemas.microsoft.com/office/word/2010/wordprocessingInk" xmlns:wne="http://schemas.microsoft.com/office/word/2006/wordml" xmlns:wps="http://schemas.microsoft.com/office/word/2010/wordprocessingShape" mc:Ignorable="w14 w15 w16se w16cid w16 w16cex w16sdtdh w16du wp14">
+<w:endnotes xmlns:wpc="http://schemas.microsoft.com/office/word/2010/wordprocessingCanvas" xmlns:cx="http://schemas.microsoft.com/office/drawing/2014/chartex" xmlns:cx1="http://schemas.microsoft.com/office/drawing/2015/9/8/chartex" xmlns:cx2="http://schemas.microsoft.com/office/drawing/2015/10/21/chartex" xmlns:cx3="http://schemas.microsoft.com/office/drawing/2016/5/9/chartex" xmlns:cx4="http://schemas.microsoft.com/office/drawing/2016/5/10/chartex" xmlns:cx5="http://schemas.microsoft.com/office/drawing/2016/5/11/chartex" xmlns:cx6="http://schemas.microsoft.com/office/drawing/2016/5/12/chartex" xmlns:cx7="http://schemas.microsoft.com/office/drawing/2016/5/13/chartex" xmlns:cx8="http://schemas.microsoft.com/office/drawing/2016/5/14/chartex" xmlns:mc="http://schemas.openxmlformats.org/markup-compatibility/2006" xmlns:aink="http://schemas.microsoft.com/office/drawing/2016/ink" xmlns:am3d="http://schemas.microsoft.com/office/drawing/2017/model3d" xmlns:o="urn:schemas-microsoft-com:office:office" xmlns:oel="http://schemas.microsoft.com/office/2019/extlst" xmlns:r="http://schemas.openxmlformats.org/officeDocument/2006/relationships" xmlns:m="http://schemas.openxmlformats.org/officeDocument/2006/math" xmlns:v="urn:schemas-microsoft-com:vml" xmlns:wp14="http://schemas.microsoft.com/office/word/2010/wordprocessingDrawing" xmlns:wp="http://schemas.openxmlformats.org/drawingml/2006/wordprocessingDrawing" xmlns:w10="urn:schemas-microsoft-com:office:word" xmlns:w="http://schemas.openxmlformats.org/wordprocessingml/2006/main" xmlns:w14="http://schemas.microsoft.com/office/word/2010/wordml" xmlns:w15="http://schemas.microsoft.com/office/word/2012/wordml" xmlns:w16cex="http://schemas.microsoft.com/office/word/2018/wordml/cex" xmlns:w16cid="http://schemas.microsoft.com/office/word/2016/wordml/cid" xmlns:w16="http://schemas.microsoft.com/office/word/2018/wordml" xmlns:w16du="http://schemas.microsoft.com/office/word/2023/wordml/word16du" xmlns:w16sdtdh="http://schemas.microsoft.com/office/word/2020/wordml/sdtdatahash" xmlns:w16sdtfl="http://schemas.microsoft.com/office/word/2024/wordml/sdtformatlock" xmlns:w16se="http://schemas.microsoft.com/office/word/2015/wordml/symex" xmlns:wpg="http://schemas.microsoft.com/office/word/2010/wordprocessingGroup" xmlns:wpi="http://schemas.microsoft.com/office/word/2010/wordprocessingInk" xmlns:wne="http://schemas.microsoft.com/office/word/2006/wordml" xmlns:wps="http://schemas.microsoft.com/office/word/2010/wordprocessingShape" mc:Ignorable="w14 w15 w16se w16cid w16 w16cex w16sdtdh w16sdtfl w16du wp14">
   <w:endnote w:type="separator" w:id="-1">
     <w:p>
       <w:pPr>
@@ -1662,7 +1900,7 @@
 </file>
 
 <file path=word/footnotes.xml><?xml version="1.0" encoding="utf-8"?>
-<w:footnotes xmlns:wpc="http://schemas.microsoft.com/office/word/2010/wordprocessingCanvas" xmlns:cx="http://schemas.microsoft.com/office/drawing/2014/chartex" xmlns:cx1="http://schemas.microsoft.com/office/drawing/2015/9/8/chartex" xmlns:cx2="http://schemas.microsoft.com/office/drawing/2015/10/21/chartex" xmlns:cx3="http://schemas.microsoft.com/office/drawing/2016/5/9/chartex" xmlns:cx4="http://schemas.microsoft.com/office/drawing/2016/5/10/chartex" xmlns:cx5="http://schemas.microsoft.com/office/drawing/2016/5/11/chartex" xmlns:cx6="http://schemas.microsoft.com/office/drawing/2016/5/12/chartex" xmlns:cx7="http://schemas.microsoft.com/office/drawing/2016/5/13/chartex" xmlns:cx8="http://schemas.microsoft.com/office/drawing/2016/5/14/chartex" xmlns:mc="http://schemas.openxmlformats.org/markup-compatibility/2006" xmlns:aink="http://schemas.microsoft.com/office/drawing/2016/ink" xmlns:am3d="http://schemas.microsoft.com/office/drawing/2017/model3d" xmlns:o="urn:schemas-microsoft-com:office:office" xmlns:oel="http://schemas.microsoft.com/office/2019/extlst" xmlns:r="http://schemas.openxmlformats.org/officeDocument/2006/relationships" xmlns:m="http://schemas.openxmlformats.org/officeDocument/2006/math" xmlns:v="urn:schemas-microsoft-com:vml" xmlns:wp14="http://schemas.microsoft.com/office/word/2010/wordprocessingDrawing" xmlns:wp="http://schemas.openxmlformats.org/drawingml/2006/wordprocessingDrawing" xmlns:w10="urn:schemas-microsoft-com:office:word" xmlns:w="http://schemas.openxmlformats.org/wordprocessingml/2006/main" xmlns:w14="http://schemas.microsoft.com/office/word/2010/wordml" xmlns:w15="http://schemas.microsoft.com/office/word/2012/wordml" xmlns:w16cex="http://schemas.microsoft.com/office/word/2018/wordml/cex" xmlns:w16cid="http://schemas.microsoft.com/office/word/2016/wordml/cid" xmlns:w16="http://schemas.microsoft.com/office/word/2018/wordml" xmlns:w16du="http://schemas.microsoft.com/office/word/2023/wordml/word16du" xmlns:w16sdtdh="http://schemas.microsoft.com/office/word/2020/wordml/sdtdatahash" xmlns:w16se="http://schemas.microsoft.com/office/word/2015/wordml/symex" xmlns:wpg="http://schemas.microsoft.com/office/word/2010/wordprocessingGroup" xmlns:wpi="http://schemas.microsoft.com/office/word/2010/wordprocessingInk" xmlns:wne="http://schemas.microsoft.com/office/word/2006/wordml" xmlns:wps="http://schemas.microsoft.com/office/word/2010/wordprocessingShape" mc:Ignorable="w14 w15 w16se w16cid w16 w16cex w16sdtdh w16du wp14">
+<w:footnotes xmlns:wpc="http://schemas.microsoft.com/office/word/2010/wordprocessingCanvas" xmlns:cx="http://schemas.microsoft.com/office/drawing/2014/chartex" xmlns:cx1="http://schemas.microsoft.com/office/drawing/2015/9/8/chartex" xmlns:cx2="http://schemas.microsoft.com/office/drawing/2015/10/21/chartex" xmlns:cx3="http://schemas.microsoft.com/office/drawing/2016/5/9/chartex" xmlns:cx4="http://schemas.microsoft.com/office/drawing/2016/5/10/chartex" xmlns:cx5="http://schemas.microsoft.com/office/drawing/2016/5/11/chartex" xmlns:cx6="http://schemas.microsoft.com/office/drawing/2016/5/12/chartex" xmlns:cx7="http://schemas.microsoft.com/office/drawing/2016/5/13/chartex" xmlns:cx8="http://schemas.microsoft.com/office/drawing/2016/5/14/chartex" xmlns:mc="http://schemas.openxmlformats.org/markup-compatibility/2006" xmlns:aink="http://schemas.microsoft.com/office/drawing/2016/ink" xmlns:am3d="http://schemas.microsoft.com/office/drawing/2017/model3d" xmlns:o="urn:schemas-microsoft-com:office:office" xmlns:oel="http://schemas.microsoft.com/office/2019/extlst" xmlns:r="http://schemas.openxmlformats.org/officeDocument/2006/relationships" xmlns:m="http://schemas.openxmlformats.org/officeDocument/2006/math" xmlns:v="urn:schemas-microsoft-com:vml" xmlns:wp14="http://schemas.microsoft.com/office/word/2010/wordprocessingDrawing" xmlns:wp="http://schemas.openxmlformats.org/drawingml/2006/wordprocessingDrawing" xmlns:w10="urn:schemas-microsoft-com:office:word" xmlns:w="http://schemas.openxmlformats.org/wordprocessingml/2006/main" xmlns:w14="http://schemas.microsoft.com/office/word/2010/wordml" xmlns:w15="http://schemas.microsoft.com/office/word/2012/wordml" xmlns:w16cex="http://schemas.microsoft.com/office/word/2018/wordml/cex" xmlns:w16cid="http://schemas.microsoft.com/office/word/2016/wordml/cid" xmlns:w16="http://schemas.microsoft.com/office/word/2018/wordml" xmlns:w16du="http://schemas.microsoft.com/office/word/2023/wordml/word16du" xmlns:w16sdtdh="http://schemas.microsoft.com/office/word/2020/wordml/sdtdatahash" xmlns:w16sdtfl="http://schemas.microsoft.com/office/word/2024/wordml/sdtformatlock" xmlns:w16se="http://schemas.microsoft.com/office/word/2015/wordml/symex" xmlns:wpg="http://schemas.microsoft.com/office/word/2010/wordprocessingGroup" xmlns:wpi="http://schemas.microsoft.com/office/word/2010/wordprocessingInk" xmlns:wne="http://schemas.microsoft.com/office/word/2006/wordml" xmlns:wps="http://schemas.microsoft.com/office/word/2010/wordprocessingShape" mc:Ignorable="w14 w15 w16se w16cid w16 w16cex w16sdtdh w16sdtfl w16du wp14">
   <w:footnote w:type="separator" w:id="-1">
     <w:p>
       <w:pPr>
@@ -1687,7 +1925,7 @@
 </file>
 
 <file path=word/header1.xml><?xml version="1.0" encoding="utf-8"?>
-<w:hdr xmlns:wpc="http://schemas.microsoft.com/office/word/2010/wordprocessingCanvas" xmlns:cx="http://schemas.microsoft.com/office/drawing/2014/chartex" xmlns:cx1="http://schemas.microsoft.com/office/drawing/2015/9/8/chartex" xmlns:cx2="http://schemas.microsoft.com/office/drawing/2015/10/21/chartex" xmlns:cx3="http://schemas.microsoft.com/office/drawing/2016/5/9/chartex" xmlns:cx4="http://schemas.microsoft.com/office/drawing/2016/5/10/chartex" xmlns:cx5="http://schemas.microsoft.com/office/drawing/2016/5/11/chartex" xmlns:cx6="http://schemas.microsoft.com/office/drawing/2016/5/12/chartex" xmlns:cx7="http://schemas.microsoft.com/office/drawing/2016/5/13/chartex" xmlns:cx8="http://schemas.microsoft.com/office/drawing/2016/5/14/chartex" xmlns:mc="http://schemas.openxmlformats.org/markup-compatibility/2006" xmlns:aink="http://schemas.microsoft.com/office/drawing/2016/ink" xmlns:am3d="http://schemas.microsoft.com/office/drawing/2017/model3d" xmlns:o="urn:schemas-microsoft-com:office:office" xmlns:oel="http://schemas.microsoft.com/office/2019/extlst" xmlns:r="http://schemas.openxmlformats.org/officeDocument/2006/relationships" xmlns:m="http://schemas.openxmlformats.org/officeDocument/2006/math" xmlns:v="urn:schemas-microsoft-com:vml" xmlns:wp14="http://schemas.microsoft.com/office/word/2010/wordprocessingDrawing" xmlns:wp="http://schemas.openxmlformats.org/drawingml/2006/wordprocessingDrawing" xmlns:w10="urn:schemas-microsoft-com:office:word" xmlns:w="http://schemas.openxmlformats.org/wordprocessingml/2006/main" xmlns:w14="http://schemas.microsoft.com/office/word/2010/wordml" xmlns:w15="http://schemas.microsoft.com/office/word/2012/wordml" xmlns:w16cex="http://schemas.microsoft.com/office/word/2018/wordml/cex" xmlns:w16cid="http://schemas.microsoft.com/office/word/2016/wordml/cid" xmlns:w16="http://schemas.microsoft.com/office/word/2018/wordml" xmlns:w16du="http://schemas.microsoft.com/office/word/2023/wordml/word16du" xmlns:w16sdtdh="http://schemas.microsoft.com/office/word/2020/wordml/sdtdatahash" xmlns:w16se="http://schemas.microsoft.com/office/word/2015/wordml/symex" xmlns:wpg="http://schemas.microsoft.com/office/word/2010/wordprocessingGroup" xmlns:wpi="http://schemas.microsoft.com/office/word/2010/wordprocessingInk" xmlns:wne="http://schemas.microsoft.com/office/word/2006/wordml" xmlns:wps="http://schemas.microsoft.com/office/word/2010/wordprocessingShape" mc:Ignorable="w14 w15 w16se w16cid w16 w16cex w16sdtdh w16du wp14">
+<w:hdr xmlns:wpc="http://schemas.microsoft.com/office/word/2010/wordprocessingCanvas" xmlns:cx="http://schemas.microsoft.com/office/drawing/2014/chartex" xmlns:cx1="http://schemas.microsoft.com/office/drawing/2015/9/8/chartex" xmlns:cx2="http://schemas.microsoft.com/office/drawing/2015/10/21/chartex" xmlns:cx3="http://schemas.microsoft.com/office/drawing/2016/5/9/chartex" xmlns:cx4="http://schemas.microsoft.com/office/drawing/2016/5/10/chartex" xmlns:cx5="http://schemas.microsoft.com/office/drawing/2016/5/11/chartex" xmlns:cx6="http://schemas.microsoft.com/office/drawing/2016/5/12/chartex" xmlns:cx7="http://schemas.microsoft.com/office/drawing/2016/5/13/chartex" xmlns:cx8="http://schemas.microsoft.com/office/drawing/2016/5/14/chartex" xmlns:mc="http://schemas.openxmlformats.org/markup-compatibility/2006" xmlns:aink="http://schemas.microsoft.com/office/drawing/2016/ink" xmlns:am3d="http://schemas.microsoft.com/office/drawing/2017/model3d" xmlns:o="urn:schemas-microsoft-com:office:office" xmlns:oel="http://schemas.microsoft.com/office/2019/extlst" xmlns:r="http://schemas.openxmlformats.org/officeDocument/2006/relationships" xmlns:m="http://schemas.openxmlformats.org/officeDocument/2006/math" xmlns:v="urn:schemas-microsoft-com:vml" xmlns:wp14="http://schemas.microsoft.com/office/word/2010/wordprocessingDrawing" xmlns:wp="http://schemas.openxmlformats.org/drawingml/2006/wordprocessingDrawing" xmlns:w10="urn:schemas-microsoft-com:office:word" xmlns:w="http://schemas.openxmlformats.org/wordprocessingml/2006/main" xmlns:w14="http://schemas.microsoft.com/office/word/2010/wordml" xmlns:w15="http://schemas.microsoft.com/office/word/2012/wordml" xmlns:w16cex="http://schemas.microsoft.com/office/word/2018/wordml/cex" xmlns:w16cid="http://schemas.microsoft.com/office/word/2016/wordml/cid" xmlns:w16="http://schemas.microsoft.com/office/word/2018/wordml" xmlns:w16du="http://schemas.microsoft.com/office/word/2023/wordml/word16du" xmlns:w16sdtdh="http://schemas.microsoft.com/office/word/2020/wordml/sdtdatahash" xmlns:w16sdtfl="http://schemas.microsoft.com/office/word/2024/wordml/sdtformatlock" xmlns:w16se="http://schemas.microsoft.com/office/word/2015/wordml/symex" xmlns:wpg="http://schemas.microsoft.com/office/word/2010/wordprocessingGroup" xmlns:wpi="http://schemas.microsoft.com/office/word/2010/wordprocessingInk" xmlns:wne="http://schemas.microsoft.com/office/word/2006/wordml" xmlns:wps="http://schemas.microsoft.com/office/word/2010/wordprocessingShape" mc:Ignorable="w14 w15 w16se w16cid w16 w16cex w16sdtdh w16sdtfl w16du wp14">
   <w:sdt>
     <w:sdtPr>
       <w:alias w:val="#Nav: /Job_Task/TodayFormatted"/>
@@ -1716,7 +1954,7 @@
 </file>
 
 <file path=word/styles.xml><?xml version="1.0" encoding="utf-8"?>
-<w:styles xmlns:mc="http://schemas.openxmlformats.org/markup-compatibility/2006" xmlns:r="http://schemas.openxmlformats.org/officeDocument/2006/relationships" xmlns:w="http://schemas.openxmlformats.org/wordprocessingml/2006/main" xmlns:w14="http://schemas.microsoft.com/office/word/2010/wordml" xmlns:w15="http://schemas.microsoft.com/office/word/2012/wordml" xmlns:w16cex="http://schemas.microsoft.com/office/word/2018/wordml/cex" xmlns:w16cid="http://schemas.microsoft.com/office/word/2016/wordml/cid" xmlns:w16="http://schemas.microsoft.com/office/word/2018/wordml" xmlns:w16du="http://schemas.microsoft.com/office/word/2023/wordml/word16du" xmlns:w16sdtdh="http://schemas.microsoft.com/office/word/2020/wordml/sdtdatahash" xmlns:w16se="http://schemas.microsoft.com/office/word/2015/wordml/symex" mc:Ignorable="w14 w15 w16se w16cid w16 w16cex w16sdtdh w16du">
+<w:styles xmlns:mc="http://schemas.openxmlformats.org/markup-compatibility/2006" xmlns:r="http://schemas.openxmlformats.org/officeDocument/2006/relationships" xmlns:w="http://schemas.openxmlformats.org/wordprocessingml/2006/main" xmlns:w14="http://schemas.microsoft.com/office/word/2010/wordml" xmlns:w15="http://schemas.microsoft.com/office/word/2012/wordml" xmlns:w16cex="http://schemas.microsoft.com/office/word/2018/wordml/cex" xmlns:w16cid="http://schemas.microsoft.com/office/word/2016/wordml/cid" xmlns:w16="http://schemas.microsoft.com/office/word/2018/wordml" xmlns:w16du="http://schemas.microsoft.com/office/word/2023/wordml/word16du" xmlns:w16sdtdh="http://schemas.microsoft.com/office/word/2020/wordml/sdtdatahash" xmlns:w16sdtfl="http://schemas.microsoft.com/office/word/2024/wordml/sdtformatlock" xmlns:w16se="http://schemas.microsoft.com/office/word/2015/wordml/symex" mc:Ignorable="w14 w15 w16se w16cid w16 w16cex w16sdtdh w16sdtfl w16du">
   <w:docDefaults>
     <w:rPrDefault>
       <w:rPr>
@@ -2220,7 +2458,7 @@
 </file>
 
 <file path=word/glossary/document.xml><?xml version="1.0" encoding="utf-8"?>
-<w:glossaryDocument xmlns:wpc="http://schemas.microsoft.com/office/word/2010/wordprocessingCanvas" xmlns:cx="http://schemas.microsoft.com/office/drawing/2014/chartex" xmlns:cx1="http://schemas.microsoft.com/office/drawing/2015/9/8/chartex" xmlns:cx2="http://schemas.microsoft.com/office/drawing/2015/10/21/chartex" xmlns:cx3="http://schemas.microsoft.com/office/drawing/2016/5/9/chartex" xmlns:cx4="http://schemas.microsoft.com/office/drawing/2016/5/10/chartex" xmlns:cx5="http://schemas.microsoft.com/office/drawing/2016/5/11/chartex" xmlns:cx6="http://schemas.microsoft.com/office/drawing/2016/5/12/chartex" xmlns:cx7="http://schemas.microsoft.com/office/drawing/2016/5/13/chartex" xmlns:cx8="http://schemas.microsoft.com/office/drawing/2016/5/14/chartex" xmlns:mc="http://schemas.openxmlformats.org/markup-compatibility/2006" xmlns:aink="http://schemas.microsoft.com/office/drawing/2016/ink" xmlns:am3d="http://schemas.microsoft.com/office/drawing/2017/model3d" xmlns:o="urn:schemas-microsoft-com:office:office" xmlns:oel="http://schemas.microsoft.com/office/2019/extlst" xmlns:r="http://schemas.openxmlformats.org/officeDocument/2006/relationships" xmlns:m="http://schemas.openxmlformats.org/officeDocument/2006/math" xmlns:v="urn:schemas-microsoft-com:vml" xmlns:wp14="http://schemas.microsoft.com/office/word/2010/wordprocessingDrawing" xmlns:wp="http://schemas.openxmlformats.org/drawingml/2006/wordprocessingDrawing" xmlns:w10="urn:schemas-microsoft-com:office:word" xmlns:w="http://schemas.openxmlformats.org/wordprocessingml/2006/main" xmlns:w14="http://schemas.microsoft.com/office/word/2010/wordml" xmlns:w15="http://schemas.microsoft.com/office/word/2012/wordml" xmlns:w16cex="http://schemas.microsoft.com/office/word/2018/wordml/cex" xmlns:w16cid="http://schemas.microsoft.com/office/word/2016/wordml/cid" xmlns:w16="http://schemas.microsoft.com/office/word/2018/wordml" xmlns:w16du="http://schemas.microsoft.com/office/word/2023/wordml/word16du" xmlns:w16sdtdh="http://schemas.microsoft.com/office/word/2020/wordml/sdtdatahash" xmlns:w16se="http://schemas.microsoft.com/office/word/2015/wordml/symex" xmlns:wpg="http://schemas.microsoft.com/office/word/2010/wordprocessingGroup" xmlns:wpi="http://schemas.microsoft.com/office/word/2010/wordprocessingInk" xmlns:wne="http://schemas.microsoft.com/office/word/2006/wordml" xmlns:wps="http://schemas.microsoft.com/office/word/2010/wordprocessingShape" mc:Ignorable="w14 w15 w16se w16cid w16 w16cex w16sdtdh w16du wp14">
+<w:glossaryDocument xmlns:wpc="http://schemas.microsoft.com/office/word/2010/wordprocessingCanvas" xmlns:cx="http://schemas.microsoft.com/office/drawing/2014/chartex" xmlns:cx1="http://schemas.microsoft.com/office/drawing/2015/9/8/chartex" xmlns:cx2="http://schemas.microsoft.com/office/drawing/2015/10/21/chartex" xmlns:cx3="http://schemas.microsoft.com/office/drawing/2016/5/9/chartex" xmlns:cx4="http://schemas.microsoft.com/office/drawing/2016/5/10/chartex" xmlns:cx5="http://schemas.microsoft.com/office/drawing/2016/5/11/chartex" xmlns:cx6="http://schemas.microsoft.com/office/drawing/2016/5/12/chartex" xmlns:cx7="http://schemas.microsoft.com/office/drawing/2016/5/13/chartex" xmlns:cx8="http://schemas.microsoft.com/office/drawing/2016/5/14/chartex" xmlns:mc="http://schemas.openxmlformats.org/markup-compatibility/2006" xmlns:aink="http://schemas.microsoft.com/office/drawing/2016/ink" xmlns:am3d="http://schemas.microsoft.com/office/drawing/2017/model3d" xmlns:o="urn:schemas-microsoft-com:office:office" xmlns:oel="http://schemas.microsoft.com/office/2019/extlst" xmlns:r="http://schemas.openxmlformats.org/officeDocument/2006/relationships" xmlns:m="http://schemas.openxmlformats.org/officeDocument/2006/math" xmlns:v="urn:schemas-microsoft-com:vml" xmlns:wp14="http://schemas.microsoft.com/office/word/2010/wordprocessingDrawing" xmlns:wp="http://schemas.openxmlformats.org/drawingml/2006/wordprocessingDrawing" xmlns:w10="urn:schemas-microsoft-com:office:word" xmlns:w="http://schemas.openxmlformats.org/wordprocessingml/2006/main" xmlns:w14="http://schemas.microsoft.com/office/word/2010/wordml" xmlns:w15="http://schemas.microsoft.com/office/word/2012/wordml" xmlns:w16cex="http://schemas.microsoft.com/office/word/2018/wordml/cex" xmlns:w16cid="http://schemas.microsoft.com/office/word/2016/wordml/cid" xmlns:w16="http://schemas.microsoft.com/office/word/2018/wordml" xmlns:w16du="http://schemas.microsoft.com/office/word/2023/wordml/word16du" xmlns:w16sdtdh="http://schemas.microsoft.com/office/word/2020/wordml/sdtdatahash" xmlns:w16sdtfl="http://schemas.microsoft.com/office/word/2024/wordml/sdtformatlock" xmlns:w16se="http://schemas.microsoft.com/office/word/2015/wordml/symex" xmlns:wpg="http://schemas.microsoft.com/office/word/2010/wordprocessingGroup" xmlns:wpi="http://schemas.microsoft.com/office/word/2010/wordprocessingInk" xmlns:wne="http://schemas.microsoft.com/office/word/2006/wordml" xmlns:wps="http://schemas.microsoft.com/office/word/2010/wordprocessingShape" mc:Ignorable="w14 w15 w16se w16cid w16 w16cex w16sdtdh w16sdtfl w16du wp14">
   <w:docParts>
     <w:docPart>
       <w:docPartPr>
@@ -2250,7 +2488,7 @@
     </w:docPart>
     <w:docPart>
       <w:docPartPr>
-        <w:name w:val="DefaultPlaceholder_-1854013435"/>
+        <w:name w:val="C4394D8E8E2A44AE9E40C9759AFC7AEB"/>
         <w:category>
           <w:name w:val="General"/>
           <w:gallery w:val="placeholder"/>
@@ -2261,10 +2499,42 @@
         <w:behaviors>
           <w:behavior w:val="content"/>
         </w:behaviors>
-        <w:guid w:val="{EA174DF8-9944-4B2C-A692-DD25F6C6F3A2}"/>
+        <w:guid w:val="{83CD9056-3D83-4F03-9714-33F0549978B8}"/>
       </w:docPartPr>
       <w:docPartBody>
         <w:p>
+          <w:pPr>
+            <w:pStyle w:val="C4394D8E8E2A44AE9E40C9759AFC7AEB"/>
+          </w:pPr>
+          <w:r>
+            <w:rPr>
+              <w:rStyle w:val="PlaceholderText"/>
+            </w:rPr>
+            <w:t>Click or tap here to enter text.</w:t>
+          </w:r>
+        </w:p>
+      </w:docPartBody>
+    </w:docPart>
+    <w:docPart>
+      <w:docPartPr>
+        <w:name w:val="4AF1203B943C4C89AC3392D9FB8E15AA"/>
+        <w:category>
+          <w:name w:val="General"/>
+          <w:gallery w:val="placeholder"/>
+        </w:category>
+        <w:types>
+          <w:type w:val="bbPlcHdr"/>
+        </w:types>
+        <w:behaviors>
+          <w:behavior w:val="content"/>
+        </w:behaviors>
+        <w:guid w:val="{CF068AFA-0617-4979-80B0-8F531F03D967}"/>
+      </w:docPartPr>
+      <w:docPartBody>
+        <w:p>
+          <w:pPr>
+            <w:pStyle w:val="4AF1203B943C4C89AC3392D9FB8E15AA"/>
+          </w:pPr>
           <w:r>
             <w:rPr>
               <w:rStyle w:val="PlaceholderText"/>
@@ -2279,7 +2549,7 @@
 </file>
 
 <file path=word/glossary/fontTable.xml><?xml version="1.0" encoding="utf-8"?>
-<w:fonts xmlns:mc="http://schemas.openxmlformats.org/markup-compatibility/2006" xmlns:r="http://schemas.openxmlformats.org/officeDocument/2006/relationships" xmlns:w="http://schemas.openxmlformats.org/wordprocessingml/2006/main" xmlns:w14="http://schemas.microsoft.com/office/word/2010/wordml" xmlns:w15="http://schemas.microsoft.com/office/word/2012/wordml" xmlns:w16cex="http://schemas.microsoft.com/office/word/2018/wordml/cex" xmlns:w16cid="http://schemas.microsoft.com/office/word/2016/wordml/cid" xmlns:w16="http://schemas.microsoft.com/office/word/2018/wordml" xmlns:w16du="http://schemas.microsoft.com/office/word/2023/wordml/word16du" xmlns:w16sdtdh="http://schemas.microsoft.com/office/word/2020/wordml/sdtdatahash" xmlns:w16se="http://schemas.microsoft.com/office/word/2015/wordml/symex" mc:Ignorable="w14 w15 w16se w16cid w16 w16cex w16sdtdh w16du">
+<w:fonts xmlns:mc="http://schemas.openxmlformats.org/markup-compatibility/2006" xmlns:r="http://schemas.openxmlformats.org/officeDocument/2006/relationships" xmlns:w="http://schemas.openxmlformats.org/wordprocessingml/2006/main" xmlns:w14="http://schemas.microsoft.com/office/word/2010/wordml" xmlns:w15="http://schemas.microsoft.com/office/word/2012/wordml" xmlns:w16cex="http://schemas.microsoft.com/office/word/2018/wordml/cex" xmlns:w16cid="http://schemas.microsoft.com/office/word/2016/wordml/cid" xmlns:w16="http://schemas.microsoft.com/office/word/2018/wordml" xmlns:w16du="http://schemas.microsoft.com/office/word/2023/wordml/word16du" xmlns:w16sdtdh="http://schemas.microsoft.com/office/word/2020/wordml/sdtdatahash" xmlns:w16sdtfl="http://schemas.microsoft.com/office/word/2024/wordml/sdtformatlock" xmlns:w16se="http://schemas.microsoft.com/office/word/2015/wordml/symex" mc:Ignorable="w14 w15 w16se w16cid w16 w16cex w16sdtdh w16sdtfl w16du">
   <w:font w:name="Aptos">
     <w:charset w:val="00"/>
     <w:family w:val="swiss"/>
@@ -2317,7 +2587,7 @@
 </file>
 
 <file path=word/glossary/settings.xml><?xml version="1.0" encoding="utf-8"?>
-<w:settings xmlns:mc="http://schemas.openxmlformats.org/markup-compatibility/2006" xmlns:o="urn:schemas-microsoft-com:office:office" xmlns:r="http://schemas.openxmlformats.org/officeDocument/2006/relationships" xmlns:m="http://schemas.openxmlformats.org/officeDocument/2006/math" xmlns:v="urn:schemas-microsoft-com:vml" xmlns:w10="urn:schemas-microsoft-com:office:word" xmlns:w="http://schemas.openxmlformats.org/wordprocessingml/2006/main" xmlns:w14="http://schemas.microsoft.com/office/word/2010/wordml" xmlns:w15="http://schemas.microsoft.com/office/word/2012/wordml" xmlns:w16cex="http://schemas.microsoft.com/office/word/2018/wordml/cex" xmlns:w16cid="http://schemas.microsoft.com/office/word/2016/wordml/cid" xmlns:w16="http://schemas.microsoft.com/office/word/2018/wordml" xmlns:w16du="http://schemas.microsoft.com/office/word/2023/wordml/word16du" xmlns:w16sdtdh="http://schemas.microsoft.com/office/word/2020/wordml/sdtdatahash" xmlns:w16se="http://schemas.microsoft.com/office/word/2015/wordml/symex" xmlns:sl="http://schemas.openxmlformats.org/schemaLibrary/2006/main" mc:Ignorable="w14 w15 w16se w16cid w16 w16cex w16sdtdh w16du">
+<w:settings xmlns:mc="http://schemas.openxmlformats.org/markup-compatibility/2006" xmlns:o="urn:schemas-microsoft-com:office:office" xmlns:r="http://schemas.openxmlformats.org/officeDocument/2006/relationships" xmlns:m="http://schemas.openxmlformats.org/officeDocument/2006/math" xmlns:v="urn:schemas-microsoft-com:vml" xmlns:w10="urn:schemas-microsoft-com:office:word" xmlns:w="http://schemas.openxmlformats.org/wordprocessingml/2006/main" xmlns:w14="http://schemas.microsoft.com/office/word/2010/wordml" xmlns:w15="http://schemas.microsoft.com/office/word/2012/wordml" xmlns:w16cex="http://schemas.microsoft.com/office/word/2018/wordml/cex" xmlns:w16cid="http://schemas.microsoft.com/office/word/2016/wordml/cid" xmlns:w16="http://schemas.microsoft.com/office/word/2018/wordml" xmlns:w16du="http://schemas.microsoft.com/office/word/2023/wordml/word16du" xmlns:w16sdtdh="http://schemas.microsoft.com/office/word/2020/wordml/sdtdatahash" xmlns:w16sdtfl="http://schemas.microsoft.com/office/word/2024/wordml/sdtformatlock" xmlns:w16se="http://schemas.microsoft.com/office/word/2015/wordml/symex" xmlns:sl="http://schemas.openxmlformats.org/schemaLibrary/2006/main" mc:Ignorable="w14 w15 w16se w16cid w16 w16cex w16sdtdh w16sdtfl w16du">
   <w:view w:val="normal"/>
   <w:defaultTabStop w:val="720"/>
   <w:characterSpacingControl w:val="doNotCompress"/>
@@ -2333,24 +2603,38 @@
   <w:rsids>
     <w:rsidRoot w:val="000129A2"/>
     <w:rsid w:val="000129A2"/>
+    <w:rsid w:val="000C3955"/>
+    <w:rsid w:val="001239DA"/>
     <w:rsid w:val="001E1E6B"/>
     <w:rsid w:val="002074B1"/>
     <w:rsid w:val="002E60ED"/>
     <w:rsid w:val="00316BB2"/>
+    <w:rsid w:val="0049547E"/>
     <w:rsid w:val="004A23F9"/>
+    <w:rsid w:val="004E2026"/>
+    <w:rsid w:val="004E34B3"/>
     <w:rsid w:val="00514B4D"/>
     <w:rsid w:val="005F03F3"/>
     <w:rsid w:val="006152C7"/>
     <w:rsid w:val="006C1FB1"/>
+    <w:rsid w:val="006D33AB"/>
     <w:rsid w:val="00701FCB"/>
+    <w:rsid w:val="00710173"/>
     <w:rsid w:val="008749C1"/>
     <w:rsid w:val="008D5CD0"/>
+    <w:rsid w:val="009168DE"/>
+    <w:rsid w:val="00955656"/>
+    <w:rsid w:val="00A40D31"/>
     <w:rsid w:val="00A6133D"/>
+    <w:rsid w:val="00B055B5"/>
     <w:rsid w:val="00B7094F"/>
     <w:rsid w:val="00B935C0"/>
+    <w:rsid w:val="00BB1817"/>
     <w:rsid w:val="00BB3FF5"/>
     <w:rsid w:val="00BC2AE6"/>
+    <w:rsid w:val="00C54E38"/>
     <w:rsid w:val="00DF64C9"/>
+    <w:rsid w:val="00E03B69"/>
     <w:rsid w:val="00E21C3E"/>
     <w:rsid w:val="00F06436"/>
     <w:rsid w:val="00F65028"/>
@@ -2377,7 +2661,7 @@
 </file>
 
 <file path=word/glossary/styles.xml><?xml version="1.0" encoding="utf-8"?>
-<w:styles xmlns:mc="http://schemas.openxmlformats.org/markup-compatibility/2006" xmlns:r="http://schemas.openxmlformats.org/officeDocument/2006/relationships" xmlns:w="http://schemas.openxmlformats.org/wordprocessingml/2006/main" xmlns:w14="http://schemas.microsoft.com/office/word/2010/wordml" xmlns:w15="http://schemas.microsoft.com/office/word/2012/wordml" xmlns:w16cex="http://schemas.microsoft.com/office/word/2018/wordml/cex" xmlns:w16cid="http://schemas.microsoft.com/office/word/2016/wordml/cid" xmlns:w16="http://schemas.microsoft.com/office/word/2018/wordml" xmlns:w16du="http://schemas.microsoft.com/office/word/2023/wordml/word16du" xmlns:w16sdtdh="http://schemas.microsoft.com/office/word/2020/wordml/sdtdatahash" xmlns:w16se="http://schemas.microsoft.com/office/word/2015/wordml/symex" mc:Ignorable="w14 w15 w16se w16cid w16 w16cex w16sdtdh w16du">
+<w:styles xmlns:mc="http://schemas.openxmlformats.org/markup-compatibility/2006" xmlns:r="http://schemas.openxmlformats.org/officeDocument/2006/relationships" xmlns:w="http://schemas.openxmlformats.org/wordprocessingml/2006/main" xmlns:w14="http://schemas.microsoft.com/office/word/2010/wordml" xmlns:w15="http://schemas.microsoft.com/office/word/2012/wordml" xmlns:w16cex="http://schemas.microsoft.com/office/word/2018/wordml/cex" xmlns:w16cid="http://schemas.microsoft.com/office/word/2016/wordml/cid" xmlns:w16="http://schemas.microsoft.com/office/word/2018/wordml" xmlns:w16du="http://schemas.microsoft.com/office/word/2023/wordml/word16du" xmlns:w16sdtdh="http://schemas.microsoft.com/office/word/2020/wordml/sdtdatahash" xmlns:w16sdtfl="http://schemas.microsoft.com/office/word/2024/wordml/sdtformatlock" xmlns:w16se="http://schemas.microsoft.com/office/word/2015/wordml/symex" mc:Ignorable="w14 w15 w16se w16cid w16 w16cex w16sdtdh w16sdtfl w16du">
   <w:docDefaults>
     <w:rPrDefault>
       <w:rPr>
@@ -2809,16 +3093,24 @@
     <w:basedOn w:val="DefaultParagraphFont"/>
     <w:uiPriority w:val="99"/>
     <w:semiHidden/>
-    <w:rsid w:val="00B7094F"/>
+    <w:rsid w:val="00B055B5"/>
     <w:rPr>
       <w:color w:val="666666"/>
     </w:rPr>
+  </w:style>
+  <w:style w:type="paragraph" w:customStyle="1" w:styleId="C4394D8E8E2A44AE9E40C9759AFC7AEB">
+    <w:name w:val="C4394D8E8E2A44AE9E40C9759AFC7AEB"/>
+    <w:rsid w:val="00B055B5"/>
+  </w:style>
+  <w:style w:type="paragraph" w:customStyle="1" w:styleId="4AF1203B943C4C89AC3392D9FB8E15AA">
+    <w:name w:val="4AF1203B943C4C89AC3392D9FB8E15AA"/>
+    <w:rsid w:val="00B055B5"/>
   </w:style>
 </w:styles>
 </file>
 
 <file path=word/glossary/webSettings.xml><?xml version="1.0" encoding="utf-8"?>
-<w:webSettings xmlns:mc="http://schemas.openxmlformats.org/markup-compatibility/2006" xmlns:r="http://schemas.openxmlformats.org/officeDocument/2006/relationships" xmlns:w="http://schemas.openxmlformats.org/wordprocessingml/2006/main" xmlns:w14="http://schemas.microsoft.com/office/word/2010/wordml" xmlns:w15="http://schemas.microsoft.com/office/word/2012/wordml" xmlns:w16cex="http://schemas.microsoft.com/office/word/2018/wordml/cex" xmlns:w16cid="http://schemas.microsoft.com/office/word/2016/wordml/cid" xmlns:w16="http://schemas.microsoft.com/office/word/2018/wordml" xmlns:w16du="http://schemas.microsoft.com/office/word/2023/wordml/word16du" xmlns:w16sdtdh="http://schemas.microsoft.com/office/word/2020/wordml/sdtdatahash" xmlns:w16se="http://schemas.microsoft.com/office/word/2015/wordml/symex" mc:Ignorable="w14 w15 w16se w16cid w16 w16cex w16sdtdh w16du">
+<w:webSettings xmlns:mc="http://schemas.openxmlformats.org/markup-compatibility/2006" xmlns:r="http://schemas.openxmlformats.org/officeDocument/2006/relationships" xmlns:w="http://schemas.openxmlformats.org/wordprocessingml/2006/main" xmlns:w14="http://schemas.microsoft.com/office/word/2010/wordml" xmlns:w15="http://schemas.microsoft.com/office/word/2012/wordml" xmlns:w16cex="http://schemas.microsoft.com/office/word/2018/wordml/cex" xmlns:w16cid="http://schemas.microsoft.com/office/word/2016/wordml/cid" xmlns:w16="http://schemas.microsoft.com/office/word/2018/wordml" xmlns:w16du="http://schemas.microsoft.com/office/word/2023/wordml/word16du" xmlns:w16sdtdh="http://schemas.microsoft.com/office/word/2020/wordml/sdtdatahash" xmlns:w16sdtfl="http://schemas.microsoft.com/office/word/2024/wordml/sdtformatlock" xmlns:w16se="http://schemas.microsoft.com/office/word/2015/wordml/symex" mc:Ignorable="w14 w15 w16se w16cid w16 w16cex w16sdtdh w16sdtfl w16du">
   <w:optimizeForBrowser/>
   <w:allowPNG/>
 </w:webSettings>
@@ -3229,7 +3521,7 @@
  
          < C o m p a n y N a m e > C o m p a n y N a m e < / C o m p a n y N a m e >   
-         < C o m p a n y P i c t u r e > C o m p a n y P i c t u r e < / C o m p a n y P i c t u r e > +         < C o m p a n y P i c t u r e   / >   
          < C u r r R e p o r t P a g e N o C a p t i o n > C u r r R e p o r t P a g e N o C a p t i o n < / C u r r R e p o r t P a g e N o C a p t i o n >   
@@ -3247,6 +3539,10 @@
  
          < J o b T a s k T y p e C a p t i o n > J o b T a s k T y p e C a p t i o n < / J o b T a s k T y p e C a p t i o n >   
+         < L i n e D i s c o u n t A m o u n t C a p t i o n > L i n e D i s c o u n t A m o u n t C a p t i o n < / L i n e D i s c o u n t A m o u n t C a p t i o n > + 
+         < L i n e D i s c o u n t P c t C a p t i o n > L i n e D i s c o u n t P c t C a p t i o n < / L i n e D i s c o u n t P c t C a p t i o n > + 
          < N o C a p t i o n > N o C a p t i o n < / N o C a p t i o n >   
          < N o _ J o b > N o _ J o b < / N o _ J o b > @@ -3270,6 +3566,10 @@
              < J o b P l a n n i n g L i n e _ L i n e T y p e > J o b P l a n n i n g L i n e _ L i n e T y p e < / J o b P l a n n i n g L i n e _ L i n e T y p e >   
              < J o b P l a n n i n g L i n e _ T y p e > J o b P l a n n i n g L i n e _ T y p e < / J o b P l a n n i n g L i n e _ T y p e > + 
+             < L i n e D i s c o u n t A m o u n t > L i n e D i s c o u n t A m o u n t < / L i n e D i s c o u n t A m o u n t > + 
+             < L i n e D i s c o u n t P c t > L i n e D i s c o u n t P c t < / L i n e D i s c o u n t P c t >   
              < N u m b e r > N u m b e r < / N u m b e r >   
